--- a/benchmark/outputs/gold/resume_033_A.docx
+++ b/benchmark/outputs/gold/resume_033_A.docx
@@ -22,7 +22,7 @@
       </w:pPr>
       <w:r>
         <w:rPr>
-          <w:rFonts w:ascii="Helvetica" w:hAnsi="Helvetica" w:eastAsia="Helvetica"/>
+          <w:rFonts w:ascii="Arial" w:hAnsi="Arial" w:eastAsia="Helvetica"/>
           <w:b/>
           <w:i w:val="0"/>
           <w:color w:val="1E1E23"/>
@@ -33,9 +33,19 @@
       <w:r>
         <w:br/>
       </w:r>
+    </w:p>
+    <w:p>
+      <w:pPr>
+        <w:autoSpaceDN w:val="0"/>
+        <w:autoSpaceDE w:val="0"/>
+        <w:widowControl/>
+        <w:spacing w:line="232" w:lineRule="exact" w:before="318" w:after="166"/>
+        <w:ind w:left="0" w:right="5616" w:firstLine="0"/>
+        <w:jc w:val="left"/>
+      </w:pPr>
       <w:r>
         <w:rPr>
-          <w:rFonts w:ascii="Helvetica" w:hAnsi="Helvetica" w:eastAsia="Helvetica"/>
+          <w:rFonts w:ascii="Arial" w:hAnsi="Arial" w:eastAsia="Helvetica"/>
           <w:b w:val="0"/>
           <w:i w:val="0"/>
           <w:color w:val="72727A"/>
@@ -79,7 +89,7 @@
             </w:pPr>
             <w:r>
               <w:rPr>
-                <w:rFonts w:ascii="Helvetica" w:hAnsi="Helvetica" w:eastAsia="Helvetica"/>
+                <w:rFonts w:ascii="Arial" w:hAnsi="Arial" w:eastAsia="Helvetica"/>
                 <w:b/>
                 <w:i w:val="0"/>
                 <w:color w:val="1E1E23"/>
@@ -102,7 +112,7 @@
       </w:pPr>
       <w:r>
         <w:rPr>
-          <w:rFonts w:ascii="Helvetica" w:hAnsi="Helvetica" w:eastAsia="Helvetica"/>
+          <w:rFonts w:ascii="Arial" w:hAnsi="Arial" w:eastAsia="Helvetica"/>
           <w:b w:val="0"/>
           <w:i w:val="0"/>
           <w:color w:val="1E1E23"/>
@@ -147,7 +157,7 @@
             </w:pPr>
             <w:r>
               <w:rPr>
-                <w:rFonts w:ascii="Helvetica" w:hAnsi="Helvetica" w:eastAsia="Helvetica"/>
+                <w:rFonts w:ascii="Arial" w:hAnsi="Arial" w:eastAsia="Helvetica"/>
                 <w:b/>
                 <w:i w:val="0"/>
                 <w:color w:val="1E1E23"/>
@@ -194,7 +204,7 @@
             </w:pPr>
             <w:r>
               <w:rPr>
-                <w:rFonts w:ascii="Helvetica" w:hAnsi="Helvetica" w:eastAsia="Helvetica"/>
+                <w:rFonts w:ascii="Arial" w:hAnsi="Arial" w:eastAsia="Helvetica"/>
                 <w:b/>
                 <w:i w:val="0"/>
                 <w:color w:val="1E1E23"/>
@@ -224,7 +234,7 @@
             </w:pPr>
             <w:r>
               <w:rPr>
-                <w:rFonts w:ascii="Helvetica" w:hAnsi="Helvetica" w:eastAsia="Helvetica"/>
+                <w:rFonts w:ascii="Arial" w:hAnsi="Arial" w:eastAsia="Helvetica"/>
                 <w:b w:val="0"/>
                 <w:i/>
                 <w:color w:val="72727A"/>
@@ -251,7 +261,7 @@
       </w:pPr>
       <w:r>
         <w:rPr>
-          <w:rFonts w:ascii="Helvetica" w:hAnsi="Helvetica" w:eastAsia="Helvetica"/>
+          <w:rFonts w:ascii="Arial" w:hAnsi="Arial" w:eastAsia="Helvetica"/>
           <w:b w:val="0"/>
           <w:i w:val="0"/>
           <w:color w:val="1E1E23"/>
@@ -261,7 +271,7 @@
       </w:r>
       <w:r>
         <w:rPr>
-          <w:rFonts w:ascii="Helvetica" w:hAnsi="Helvetica" w:eastAsia="Helvetica"/>
+          <w:rFonts w:ascii="Arial" w:hAnsi="Arial" w:eastAsia="Helvetica"/>
           <w:b w:val="0"/>
           <w:i w:val="0"/>
           <w:color w:val="1E1E23"/>
@@ -284,7 +294,7 @@
       </w:pPr>
       <w:r>
         <w:rPr>
-          <w:rFonts w:ascii="Helvetica" w:hAnsi="Helvetica" w:eastAsia="Helvetica"/>
+          <w:rFonts w:ascii="Arial" w:hAnsi="Arial" w:eastAsia="Helvetica"/>
           <w:b/>
           <w:i w:val="0"/>
           <w:color w:val="1E1E23"/>
@@ -297,7 +307,7 @@
       </w:r>
       <w:r>
         <w:rPr>
-          <w:rFonts w:ascii="Helvetica" w:hAnsi="Helvetica" w:eastAsia="Helvetica"/>
+          <w:rFonts w:ascii="Arial" w:hAnsi="Arial" w:eastAsia="Helvetica"/>
           <w:b w:val="0"/>
           <w:i/>
           <w:color w:val="72727A"/>
@@ -321,7 +331,7 @@
       </w:pPr>
       <w:r>
         <w:rPr>
-          <w:rFonts w:ascii="Helvetica" w:hAnsi="Helvetica" w:eastAsia="Helvetica"/>
+          <w:rFonts w:ascii="Arial" w:hAnsi="Arial" w:eastAsia="Helvetica"/>
           <w:b w:val="0"/>
           <w:i w:val="0"/>
           <w:color w:val="1E1E23"/>
@@ -331,7 +341,7 @@
       </w:r>
       <w:r>
         <w:rPr>
-          <w:rFonts w:ascii="Helvetica" w:hAnsi="Helvetica" w:eastAsia="Helvetica"/>
+          <w:rFonts w:ascii="Arial" w:hAnsi="Arial" w:eastAsia="Helvetica"/>
           <w:b w:val="0"/>
           <w:i w:val="0"/>
           <w:color w:val="1E1E23"/>
@@ -354,7 +364,7 @@
       </w:pPr>
       <w:r>
         <w:rPr>
-          <w:rFonts w:ascii="Helvetica" w:hAnsi="Helvetica" w:eastAsia="Helvetica"/>
+          <w:rFonts w:ascii="Arial" w:hAnsi="Arial" w:eastAsia="Helvetica"/>
           <w:b/>
           <w:i w:val="0"/>
           <w:color w:val="1E1E23"/>
@@ -367,7 +377,7 @@
       </w:r>
       <w:r>
         <w:rPr>
-          <w:rFonts w:ascii="Helvetica" w:hAnsi="Helvetica" w:eastAsia="Helvetica"/>
+          <w:rFonts w:ascii="Arial" w:hAnsi="Arial" w:eastAsia="Helvetica"/>
           <w:b w:val="0"/>
           <w:i/>
           <w:color w:val="72727A"/>
@@ -391,7 +401,7 @@
       </w:pPr>
       <w:r>
         <w:rPr>
-          <w:rFonts w:ascii="Helvetica" w:hAnsi="Helvetica" w:eastAsia="Helvetica"/>
+          <w:rFonts w:ascii="Arial" w:hAnsi="Arial" w:eastAsia="Helvetica"/>
           <w:b w:val="0"/>
           <w:i w:val="0"/>
           <w:color w:val="1E1E23"/>
@@ -401,7 +411,7 @@
       </w:r>
       <w:r>
         <w:rPr>
-          <w:rFonts w:ascii="Helvetica" w:hAnsi="Helvetica" w:eastAsia="Helvetica"/>
+          <w:rFonts w:ascii="Arial" w:hAnsi="Arial" w:eastAsia="Helvetica"/>
           <w:b w:val="0"/>
           <w:i w:val="0"/>
           <w:color w:val="1E1E23"/>
@@ -445,7 +455,7 @@
             </w:pPr>
             <w:r>
               <w:rPr>
-                <w:rFonts w:ascii="Helvetica" w:hAnsi="Helvetica" w:eastAsia="Helvetica"/>
+                <w:rFonts w:ascii="Arial" w:hAnsi="Arial" w:eastAsia="Helvetica"/>
                 <w:b/>
                 <w:i w:val="0"/>
                 <w:color w:val="1E1E23"/>
@@ -468,7 +478,7 @@
       </w:pPr>
       <w:r>
         <w:rPr>
-          <w:rFonts w:ascii="Helvetica" w:hAnsi="Helvetica" w:eastAsia="Helvetica"/>
+          <w:rFonts w:ascii="Arial" w:hAnsi="Arial" w:eastAsia="Helvetica"/>
           <w:b w:val="0"/>
           <w:i w:val="0"/>
           <w:color w:val="1E1E23"/>
